--- a/docs/downloads/john-nelson-darby/doc_0429.docx
+++ b/docs/downloads/john-nelson-darby/doc_0429.docx
@@ -8146,191 +8146,425 @@
             <w:rStyle w:val="Hyperlink"/>
             <w:rtl/>
           </w:rPr>
-          <w:t>1.يوحنا إصح</w:t>
+          <w:t>1.يوحنا إصحاح 5</w:t>
         </w:r>
+      </w:hyperlink>
+    </w:p>
+    <w:p>
+      <w:pPr>
+        <w:rPr>
+          <w:rtl/>
+        </w:rPr>
+      </w:pPr>
+      <w:r>
+        <w:rPr>
+          <w:rtl/>
+        </w:rPr>
+        <w:t xml:space="preserve">في هذا الإصحاح نجد نوعاً من الخلاصة الختامية لتحديد هُوية </w:t>
+      </w:r>
+      <w:r>
+        <w:rPr>
+          <w:rFonts w:hint="cs"/>
+          <w:rtl/>
+        </w:rPr>
+        <w:t>المفديين</w:t>
+      </w:r>
+      <w:r>
+        <w:rPr>
+          <w:rtl/>
+        </w:rPr>
+        <w:t xml:space="preserve">: لا عَمّا هم عليه، بل عَمَّن </w:t>
+      </w:r>
+      <w:r>
+        <w:rPr>
+          <w:rFonts w:hint="cs"/>
+          <w:rtl/>
+        </w:rPr>
+        <w:t>يكونون</w:t>
+      </w:r>
+      <w:r>
+        <w:rPr>
+          <w:rtl/>
+        </w:rPr>
+        <w:t xml:space="preserve">، وما هو النصيب الذي يشتركون فيه. </w:t>
+      </w:r>
+      <w:r>
+        <w:rPr>
+          <w:rFonts w:hint="cs"/>
+          <w:rtl/>
+        </w:rPr>
+        <w:t>وما ينتمي ل</w:t>
+      </w:r>
+      <w:r>
+        <w:rPr>
+          <w:rtl/>
+        </w:rPr>
+        <w:t>هذا الأخير—كما رأينا في إصحاح سابق—</w:t>
+      </w:r>
+      <w:r>
+        <w:rPr>
+          <w:rFonts w:hint="cs"/>
+          <w:rtl/>
+        </w:rPr>
+        <w:t>المحبة الأخوية</w:t>
+      </w:r>
+      <w:r>
+        <w:rPr>
+          <w:rtl/>
+        </w:rPr>
+        <w:t>. والآن يتلو ذلك الفحص والتمحيص: مَن هو قريبي، ومَن هو أخي؟ «كُلُّ مَنْ يُؤْمِنُ أَنَّ يَسُوعَ هُوَ الْمَسِيحُ فَقَدْ وُلِدَ مِنَ اللهِ. وَكُلُّ مَنْ يُحِبُّ الْوَالِدَ يُحِبُّ الْمَوْلُودَ مِنْهُ أَيْضاً» (1 يوحنا 5: 1). ليس هذا اختباراً روحياً أو أدبياً لإثبات صحة المحبة وصدقها، بل إعلانٌ نعرف به مَن هم أولاد الله هؤلاء؛ ومن ثم ينجم عن ذلك: «وَكُلُّ مَنْ يُحِبُّ الْوَالِدَ يُحِبُّ الْمَوْلُودَ مِنْهُ أَيْضاً». وهذا يعني: متى كانت هذه المحبة الإلهية قائمة وحاضرة حقاً، فإني أحب أولئك المولودين من الله؛ وحتى إن كان ذلك لإكرام الوالد، فإني أحب جميع الأولاد. بهذه الصورة وبهذا المنظور يُعالَج الموضوع هنا.</w:t>
+      </w:r>
+    </w:p>
+    <w:p>
+      <w:pPr>
+        <w:rPr>
+          <w:rtl/>
+        </w:rPr>
+      </w:pPr>
+      <w:r>
+        <w:rPr>
+          <w:rtl/>
+        </w:rPr>
+        <w:t xml:space="preserve">ولكن في العدد الثاني يقدم يوحنا البرهان العكسي لإثبات الأصالة والصدق؛ فإني أدرك أني أحب الله من خلال محبتي لأولاد الله. غير أني أستعلم بالإضافة إلى ذلك عما إذا كنت أحبهم حقاً وبطريقة إلهية من خلال محبتي لله وحفظي لوصاياه: «بِهَذَا نَعْرِفُ أَنَّنَا نُحِبُّ أَوْلاَدَ اللهِ: إِذَا كُنَّا نُحِبُّ اللهَ وَنَحْفَظُ وَصَايَاهُ» (العدد 2). فإذا كنت أحبهم باعتبارهم أولاده، فإني أحبه هو أيضاً. وفي كل أجزاء هذه الرسالة يتخلل هذا البرهان العكسي الذي يتضمن أعظم الفوائد؛ فالروح القدس هو في النهاية روح الحق، ومن ثم تتوفر لدي الإمكانية لاختبار جانب بواسطة الجانب الآخر. فقد يبدو الأمر وكأني أحب أولاد الله محبة جَمّة، ومع ذلك قد لا يعدو الأمر أن يكون مجرد تعصب حزبي أو شعور طائفي. أما إذا كنت أحب الله، فإني أحب جميع </w:t>
+      </w:r>
+      <w:r>
+        <w:rPr>
+          <w:rFonts w:hint="cs"/>
+          <w:rtl/>
+        </w:rPr>
+        <w:t>المفديين</w:t>
+      </w:r>
+      <w:r>
+        <w:rPr>
+          <w:rtl/>
+        </w:rPr>
+        <w:t xml:space="preserve"> من أجله ولحسابه، وكل ما عدا ذلك ليس إلا عاطفة نابعة من الطبيعة البشرية. ومتى أدخلنا الله في هذا الأمر فلن ينقص شيء. وتقول رسالة بطرس الثانية (1: 5-7): «وَقَدِّمُوا... </w:t>
+      </w:r>
+      <w:r>
+        <w:rPr>
+          <w:rtl/>
+        </w:rPr>
+        <w:t xml:space="preserve">وَفِي الْمَوَدَّةِ الأَخَوِيَّةِ مَحَبَّةً. </w:t>
+      </w:r>
+      <w:r>
+        <w:rPr>
+          <w:rtl/>
+        </w:rPr>
+        <w:t>». فإذا كنت أحبهم كأولاد لله، فإن ذلك يتم لأني أحب الله الذي ولدهم؛ فالجميع محتوَون ومشمولون، بل إن الله نفسه مشمول أيضاً، ولذلك تصبح المسألة مسألة طاعة. «فَإِنَّ هَذِهِ هِيَ مَحَبَّةُ اللهِ: أَنْ نَحْفَظَ وَصَايَاهُ. وَوَصَايَاهُ لَيْسَتْ ثَقِيلَةً» (العدد 3).</w:t>
+      </w:r>
+    </w:p>
+    <w:p>
+      <w:pPr>
+        <w:rPr>
+          <w:rtl/>
+        </w:rPr>
+      </w:pPr>
+      <w:r>
+        <w:rPr>
+          <w:rtl/>
+        </w:rPr>
+        <w:t>وإن أعظم صعوبة تواجهنا في هذا الصدد هي العالم: «</w:t>
+      </w:r>
+      <w:r>
+        <w:rPr>
+          <w:rtl/>
+        </w:rPr>
+        <w:t xml:space="preserve"> لأَنَّ كُلَّ مَنْ وُلِدَ مِنَ اللهِ يَغْلِبُ الْعَالَمَ. وَهذِهِ هِيَ الْغَلَبَةُ الَّتِي تَغْلِبُ الْعَالَمَ: إِيمَانُنَا</w:t>
+      </w:r>
+      <w:r>
+        <w:rPr>
+          <w:rtl/>
+        </w:rPr>
+        <w:t xml:space="preserve">» (العدد 4). لقد نلنا طبيعة تنتمي إلى نظام ليس من العالم على الإطلاق: «لَيْسُوا مِنَ الْعَالَمِ كَمَا أَنِّي أَنَا لَسْتُ مِنَ الْعَالَمِ» (يوحنا 17: 16)، «أَنْتُمْ مِنْ أَسْفَلُ، أَمَّا أَنَا فَمِنْ فَوْقُ» (يوحنا 8: 23). إن هذا العالم بنظامه المادي والروحي صادر من إبليس لا من الله؛ ولا نجد في العالم إلا «شَهْوَةَ الْجَسَدِ، وَشَهْوَةَ الْعُيُونِ، وَتَعَظُّمَ الْمَعِيشَةِ»، وهذه «لَيْسَتْ مِنَ الآبِ بَلْ مِنَ الْعَالَمِ» (1 يوحنا 2: 16). فالآب هو الرأس والمصدر والسعادة لنظام عظيم يقف العالم أمامه في مضادة كاملة. ومن ثم رفض العالم الابنَ عندما جاء إلى العالم؛ وهذا ما يضع العالم—باعتباره عالماً مُمتحَناً ومكشوفاً—في تعارض ومناقضة تامة للآب. ونحن نجد دائماً أن الجسد يقاوم الروح، والعالم يقاوم الآب، وإبليس يقاوم الابن. «كُلُّ مَنْ وُلِدَ مِنَ اللهِ يَغْلِبُ الْعَالَمَ»؛ </w:t>
+      </w:r>
+      <w:r>
+        <w:rPr>
+          <w:rFonts w:hint="cs"/>
+          <w:rtl/>
+        </w:rPr>
+        <w:t>فالحق هو الذي يقدس</w:t>
+      </w:r>
+      <w:r>
+        <w:rPr>
+          <w:rtl/>
+        </w:rPr>
+        <w:t xml:space="preserve">، أما العائق فهو العالم. ونحن ننظر بأسلوب سطحي وبسهولة إلى الأمور المنظورة لا إلى غير المنظورة؛ ولهذا السبب نكون ضعفاء. أما النصرة التي تغلب العالم فهي </w:t>
+      </w:r>
+      <w:r>
+        <w:rPr>
+          <w:rtl/>
+        </w:rPr>
+        <w:t>إيماننا</w:t>
+      </w:r>
+      <w:r>
+        <w:rPr>
+          <w:rtl/>
+        </w:rPr>
+        <w:t>.</w:t>
+      </w:r>
+    </w:p>
+    <w:p>
+      <w:pPr>
+        <w:rPr>
+          <w:rtl/>
+        </w:rPr>
+      </w:pPr>
+      <w:r>
+        <w:rPr>
+          <w:rtl/>
+        </w:rPr>
+        <w:t xml:space="preserve">لا يقتصر الأمر على الطبيعة التي أُعطيت لنا فحسب، بل إننا كخليقة بحاجة أيضاً إلى </w:t>
+      </w:r>
+      <w:r>
+        <w:rPr>
+          <w:rFonts w:hint="cs"/>
+          <w:rtl/>
+        </w:rPr>
+        <w:t>غرض</w:t>
+      </w:r>
+      <w:r>
+        <w:rPr>
+          <w:rtl/>
+        </w:rPr>
+        <w:t xml:space="preserve"> لهذه الطبيعة. لابد لي من أن أحب شيئاً؛ ولهذا نقرأ: «مَنْ هُوَ الَّذِي يَغْلِبُ الْعَالَمَ، إِلاَّ الَّذِي يُؤْمِنُ أَنَّ يَسُوعَ هُوَ ابْنُ اللهِ؟» (1 يوحنا 5: 5). إن مثل هذا الشخص ينشغل بشيء معين. فعندما أدرك أن ذاك الذي بصق عليه العالم وصلبه هو ابن الله، أستطيع أن أحكم على ماهية هذا العالم. وإذا كان إيماني يستند حقاً إلى يسوع بصفته هذا المرفوض، ابن الله، فأنا قد انتهيت من العالم، وأغلبه </w:t>
+      </w:r>
+      <w:r>
+        <w:rPr>
+          <w:rFonts w:hint="cs"/>
+          <w:rtl/>
+        </w:rPr>
+        <w:t xml:space="preserve">بكونه </w:t>
+      </w:r>
+      <w:r>
+        <w:rPr>
+          <w:rtl/>
+        </w:rPr>
+        <w:t>عدو.</w:t>
+      </w:r>
+    </w:p>
+    <w:p>
+      <w:pPr>
+        <w:rPr>
+          <w:rtl/>
+        </w:rPr>
+      </w:pPr>
+      <w:r>
+        <w:rPr>
+          <w:rtl/>
+        </w:rPr>
+        <w:t xml:space="preserve">وهكذا نحصل على توصيف موجز لهؤلاء المفديين: إنهم </w:t>
+      </w:r>
+      <w:proofErr w:type="spellStart"/>
+      <w:r>
+        <w:rPr>
+          <w:rtl/>
+        </w:rPr>
+        <w:t>مولودون</w:t>
+      </w:r>
+      <w:proofErr w:type="spellEnd"/>
+      <w:r>
+        <w:rPr>
+          <w:rtl/>
+        </w:rPr>
+        <w:t xml:space="preserve"> من الله؛ وهم جماعة من البشر ينتمون إليه بصفتهم أحياء؛ وهم يعيشون في عالم آخر ينتمي إلى الآب. بعد ذلك يتحدث يوحنا عن الروح والقوة اللذين أتى بهما المسيح، واللذين بهما نربط بشركة مع مشهد المجد والبركة الذي ينتمي إلى الآب. «هذَا هُوَ الَّذِي أَتَى بِمَاءِ وَدَمٍ، يَسُوعُ الْمَسِيحُ. لاَ بِالْمَاءِ فَقَطْ، بَلْ بِالْمَاءِ وَالدَّمِ» (1 يوحنا 5: 6). وهذا يرجع مرة أخرى إلى مبدأ أساسي وحيوي للغاية ن</w:t>
+      </w:r>
+      <w:r>
+        <w:rPr>
+          <w:rFonts w:hint="cs"/>
+          <w:rtl/>
+        </w:rPr>
+        <w:t>ج</w:t>
+      </w:r>
+      <w:r>
+        <w:rPr>
+          <w:rtl/>
+        </w:rPr>
+        <w:t xml:space="preserve">ده في كل مكان في هذه الرسالة. فلو كان الأمر يتعلق بالماء فقط — حسناً، إن يوحنا المعمدان «جاء بماء». ولكن عندما تُطبَّق كلمة الله على الإنسان كابن لآدم، فإنها لا تقدر أن تطهره. لقد وضع المسيح الإنسان تحت الاختبار بواسطة الكلمة عندما جاء إلى العالم، لكن الإنسان كان عدواً لله ولم يكن ممكناً إصلاحه. وعليه، فقد أصبح الأمر مسألة </w:t>
+      </w:r>
+      <w:r>
+        <w:rPr>
+          <w:rFonts w:hint="cs"/>
+          <w:rtl/>
+        </w:rPr>
+        <w:t>فداء</w:t>
+      </w:r>
+      <w:r>
+        <w:rPr>
+          <w:rtl/>
+        </w:rPr>
+        <w:t xml:space="preserve"> — بدم كما بماء؛ وتلك الحياة كانت في الابن — ليس في آدم الأول، بل في آدم الثاني. «هذَا هُوَ الَّذِي أَتَى بِمَاءِ وَدَمٍ».</w:t>
+      </w:r>
+    </w:p>
+    <w:p>
+      <w:pPr>
+        <w:rPr>
+          <w:rtl/>
+        </w:rPr>
+      </w:pPr>
+      <w:r>
+        <w:rPr>
+          <w:rtl/>
+        </w:rPr>
+        <w:t>هنا</w:t>
+      </w:r>
+      <w:r>
+        <w:rPr>
+          <w:rFonts w:hint="cs"/>
+          <w:rtl/>
+        </w:rPr>
+        <w:t>ل</w:t>
+      </w:r>
+      <w:r>
+        <w:rPr>
+          <w:rtl/>
+        </w:rPr>
+        <w:t xml:space="preserve">ك تطهيرٌ، غيرَ أن هذا التطهيرَ يعتمد على </w:t>
+      </w:r>
+      <w:r>
+        <w:rPr>
+          <w:rFonts w:hint="cs"/>
+          <w:rtl/>
+        </w:rPr>
+        <w:t>فاعلية</w:t>
+      </w:r>
+      <w:r>
+        <w:rPr>
+          <w:rtl/>
+        </w:rPr>
+        <w:t xml:space="preserve"> الفداء والحياة الجديدة. لقد نبع التطهيرُ من مسيحٍ مائت. </w:t>
+      </w:r>
+      <w:r>
+        <w:rPr>
+          <w:rFonts w:hint="cs"/>
+          <w:rtl/>
+        </w:rPr>
+        <w:t>ف</w:t>
+      </w:r>
+      <w:r>
+        <w:rPr>
+          <w:rtl/>
+        </w:rPr>
+        <w:t>إن</w:t>
+      </w:r>
+      <w:r>
+        <w:rPr>
+          <w:rFonts w:hint="cs"/>
+          <w:rtl/>
+        </w:rPr>
+        <w:t>ه</w:t>
+      </w:r>
+      <w:r>
+        <w:rPr>
+          <w:rtl/>
+        </w:rPr>
+        <w:t xml:space="preserve"> مسيح حيّ</w:t>
+      </w:r>
+      <w:r>
+        <w:rPr>
+          <w:rFonts w:hint="cs"/>
+          <w:rtl/>
+        </w:rPr>
+        <w:t>ٌ</w:t>
+      </w:r>
+      <w:r>
+        <w:rPr>
+          <w:rtl/>
+        </w:rPr>
+        <w:t xml:space="preserve"> قدّم نفسه للإنسان عند مجيئه إلى العالم، لكي يختبر ما إذا كان يمكن إقامة أي رباطٍ بين الله والإنسان. ولكن الإنسانَ أُدينَ في النهاية؛ ودخل الموتُ. هكذا كان الأمر دائماً؛ فليس فينا حياة. «إِنْ لَمْ تُؤْمِنُوا أَنِّي أَنَا هُوَ تَمُوتُونَ فِي خَطَايَاكُمْ» (يوحنا 8: 24). وهذا هو السبب الذي لأجله يقول الرب يسوع: «إن لم تأكلوا جسد ابن الإنسان وتشربوا دمه، فلا حياة لكم في أنفسكم». وإن لم تقبل المسيح كمسيحٍ مائت لأجلك، فلا نصيب لك في شيء؛ لأن هذا التطهير إنما ينبع من مسيحٍ مائت. فالإنسان القديم لا ينتظره إلا الموت، بينما أُدخلت حياة جديدة كلياً.</w:t>
+      </w:r>
+    </w:p>
+    <w:p>
+      <w:pPr>
+        <w:rPr>
+          <w:rtl/>
+        </w:rPr>
+      </w:pPr>
+      <w:r>
+        <w:rPr>
+          <w:rtl/>
+        </w:rPr>
+        <w:t xml:space="preserve">ولكننا نجد بعد ذلك حقيقةً أخرى مباركة؛ فلدينا مسيحٌ مائت حيٌّ الآن إلى أبد </w:t>
+      </w:r>
+      <w:r>
+        <w:rPr>
+          <w:rFonts w:hint="cs"/>
+          <w:rtl/>
+        </w:rPr>
+        <w:t>الآبدين</w:t>
+      </w:r>
+      <w:r>
+        <w:rPr>
+          <w:rtl/>
+        </w:rPr>
+        <w:t xml:space="preserve">، ولدينا بالإضافة إلى ذلك الروح القدس </w:t>
+      </w:r>
+      <w:r>
+        <w:rPr>
+          <w:rFonts w:hint="cs"/>
+          <w:rtl/>
+        </w:rPr>
+        <w:t>الساكن</w:t>
+      </w:r>
+      <w:r>
+        <w:rPr>
+          <w:rtl/>
+        </w:rPr>
+        <w:t xml:space="preserve"> فينا. وهذا كله ينتمي إلى عالمٍ جديد. «فَإِنَّ الَّذِينَ يَشْهدُونَ فِي السَّمَاءِ هُمْ ثَلاَثَةٌ... وَالَّذِينَ يَشْهدُونَ فِي الأَرْضِ هُمْ ثَلاَثَةٌ: الرُّوحُ، وَالْمَاءُ، وَالدَّمُ. وَالثَّلاَثَةُ هُمْ فِي الْوَاحِدِ» (1 يوحنا 5: 7-8). هذه الثلاثةُ قائمة؛ فالروحُ يشهد، والماءُ بصفته القوة المطهّرة، والدمُ بصفته القوة المكفّرة. وهذه الثلاثةُ تتفق معاً. فالطبيعة القديمة لا تُطَهَّر، بل تُوهَب طبيعة جديدة. «أنَّ اللهَ أَعْطَانَا حَيَاةً أَبَدِيَّةً، وَهذِهِ الْحَيَاةُ هِيَ فِي ابْنِهِ» (1 يوحنا 5: 11). إن آدم </w:t>
+      </w:r>
+      <w:r>
+        <w:rPr>
+          <w:rFonts w:hint="cs"/>
+          <w:rtl/>
+        </w:rPr>
+        <w:t>العتيق</w:t>
+      </w:r>
+      <w:r>
+        <w:rPr>
+          <w:rtl/>
+        </w:rPr>
+        <w:t xml:space="preserve"> لا يُصْلَح، بل أُعطينا آدم الجديد. «مَنْ لَهُ الابْنُ فَلَهُ الْحَيَاةُ، وَمَنْ لَيْسَ لَهُ ابْنُ اللهِ فَلَيْسَتْ لَهُ الْحَيَاةُ» (1 يوحنا 5: 12). فالإنسان </w:t>
+      </w:r>
+      <w:r>
+        <w:rPr>
+          <w:rFonts w:hint="cs"/>
+          <w:rtl/>
+        </w:rPr>
+        <w:t>العتيق</w:t>
+      </w:r>
+      <w:r>
+        <w:rPr>
+          <w:rtl/>
+        </w:rPr>
+        <w:t xml:space="preserve"> لا نصيب له في الحياة؛ إذ هو مرفوض، ولن يكون في السماء </w:t>
+      </w:r>
+      <w:proofErr w:type="spellStart"/>
+      <w:r>
+        <w:rPr>
+          <w:rtl/>
+        </w:rPr>
+        <w:t>آدَمان</w:t>
+      </w:r>
+      <w:proofErr w:type="spellEnd"/>
+      <w:r>
+        <w:rPr>
+          <w:rFonts w:hint="cs"/>
+          <w:rtl/>
+        </w:rPr>
+        <w:t xml:space="preserve"> اثنان</w:t>
+      </w:r>
+      <w:r>
+        <w:rPr>
+          <w:rtl/>
+        </w:rPr>
+        <w:t xml:space="preserve">. فالأمر يتعلق بالابن وبأولئك الذين يمتلكون الحياة فيه. لقد بدأ الله في إعلان هذه الحقيقة منذ السقوط، غير أنها لم تُستعلَن بملئها إلا بعد أن قام المسيح من بين </w:t>
+      </w:r>
+      <w:hyperlink r:id="rId13" w:anchor=":~:text=Daraufhin%20folgt%20ein%20weiterer%20Gesichtspunkt" w:history="1">
         <w:r>
           <w:rPr>
             <w:rStyle w:val="Hyperlink"/>
             <w:rtl/>
           </w:rPr>
-          <w:t>ا</w:t>
-        </w:r>
-        <w:r>
-          <w:rPr>
-            <w:rStyle w:val="Hyperlink"/>
-            <w:rtl/>
-          </w:rPr>
-          <w:t>ح</w:t>
-        </w:r>
-        <w:r>
-          <w:rPr>
-            <w:rStyle w:val="Hyperlink"/>
-            <w:rtl/>
-          </w:rPr>
-          <w:t xml:space="preserve"> 5</w:t>
-        </w:r>
-      </w:hyperlink>
-    </w:p>
-    <w:p>
-      <w:pPr>
-        <w:rPr>
-          <w:rtl/>
-        </w:rPr>
-      </w:pPr>
-      <w:r>
-        <w:rPr>
-          <w:rtl/>
-        </w:rPr>
-        <w:t xml:space="preserve">في هذا الإصحاح نجد نوعاً من الخلاصة الختامية لتحديد هُوية </w:t>
-      </w:r>
-      <w:r>
-        <w:rPr>
-          <w:rFonts w:hint="cs"/>
-          <w:rtl/>
-        </w:rPr>
-        <w:t>المفديين</w:t>
-      </w:r>
-      <w:r>
-        <w:rPr>
-          <w:rtl/>
-        </w:rPr>
-        <w:t xml:space="preserve">: لا عَمّا هم عليه، بل عَمَّن </w:t>
-      </w:r>
-      <w:r>
-        <w:rPr>
-          <w:rFonts w:hint="cs"/>
-          <w:rtl/>
-        </w:rPr>
-        <w:t>يكونون</w:t>
-      </w:r>
-      <w:r>
-        <w:rPr>
-          <w:rtl/>
-        </w:rPr>
-        <w:t xml:space="preserve">، وما هو النصيب الذي يشتركون فيه. </w:t>
-      </w:r>
-      <w:r>
-        <w:rPr>
-          <w:rFonts w:hint="cs"/>
-          <w:rtl/>
-        </w:rPr>
-        <w:t>وما ينتمي ل</w:t>
-      </w:r>
-      <w:r>
-        <w:rPr>
-          <w:rtl/>
-        </w:rPr>
-        <w:t>هذا الأخير—كما رأينا في إصحاح سابق—</w:t>
-      </w:r>
-      <w:r>
-        <w:rPr>
-          <w:rFonts w:hint="cs"/>
-          <w:rtl/>
-        </w:rPr>
-        <w:t>المحبة الأخوية</w:t>
-      </w:r>
-      <w:r>
-        <w:rPr>
-          <w:rtl/>
-        </w:rPr>
-        <w:t>. والآن يتلو ذلك الفحص والتمحيص: مَن هو قريبي، ومَن هو أخي؟ «كُلُّ مَنْ يُؤْمِنُ أَنَّ يَسُوعَ هُوَ الْمَسِيحُ فَقَدْ وُلِدَ مِنَ اللهِ. وَكُلُّ مَنْ يُحِبُّ الْوَالِدَ يُحِبُّ الْمَوْلُودَ مِنْهُ أَيْضاً» (1 يوحنا 5: 1). ليس هذا اختباراً روحياً أو أدبياً لإثبات صحة المحبة وصدقها، بل إعلانٌ نعرف به مَن هم أولاد الله هؤلاء؛ ومن ثم ينجم عن ذلك: «وَكُلُّ مَنْ يُحِبُّ الْوَالِدَ يُحِبُّ الْمَوْلُودَ مِنْهُ أَيْضاً». وهذا يعني: متى كانت هذه المحبة الإلهية قائمة وحاضرة حقاً، فإني أحب أولئك المولودين من الله؛ وحتى إن كان ذلك لإكرام الوالد، فإني أحب جميع الأولاد. بهذه الصورة وبهذا المنظور يُعالَج الموضوع هنا.</w:t>
-      </w:r>
-    </w:p>
-    <w:p>
-      <w:pPr>
-        <w:rPr>
-          <w:rtl/>
-        </w:rPr>
-      </w:pPr>
-      <w:r>
-        <w:rPr>
-          <w:rtl/>
-        </w:rPr>
-        <w:t xml:space="preserve">ولكن في العدد الثاني يقدم يوحنا البرهان العكسي لإثبات الأصالة والصدق؛ فإني أدرك أني أحب الله من خلال محبتي لأولاد الله. غير أني أستعلم بالإضافة إلى ذلك عما إذا كنت أحبهم حقاً وبطريقة إلهية من خلال محبتي لله وحفظي لوصاياه: «بِهَذَا نَعْرِفُ أَنَّنَا نُحِبُّ أَوْلاَدَ اللهِ: إِذَا كُنَّا نُحِبُّ اللهَ وَنَحْفَظُ وَصَايَاهُ» (العدد 2). فإذا كنت أحبهم باعتبارهم أولاده، فإني أحبه هو أيضاً. وفي كل أجزاء هذه الرسالة يتخلل هذا البرهان العكسي الذي يتضمن أعظم الفوائد؛ فالروح القدس هو في النهاية روح الحق، ومن ثم تتوفر لدي الإمكانية لاختبار جانب بواسطة الجانب الآخر. فقد يبدو الأمر وكأني أحب أولاد الله محبة جَمّة، ومع ذلك قد لا يعدو الأمر أن يكون مجرد تعصب حزبي أو شعور طائفي. أما إذا كنت أحب الله، فإني أحب جميع </w:t>
-      </w:r>
-      <w:r>
-        <w:rPr>
-          <w:rFonts w:hint="cs"/>
-          <w:rtl/>
-        </w:rPr>
-        <w:t>المفديين</w:t>
-      </w:r>
-      <w:r>
-        <w:rPr>
-          <w:rtl/>
-        </w:rPr>
-        <w:t xml:space="preserve"> من أجله ولحسابه، وكل ما عدا ذلك ليس إلا عاطفة نابعة من الطبيعة البشرية. ومتى أدخلنا الله في هذا الأمر فلن ينقص شيء. وتقول رسالة بطرس الثانية (1: 5-7): «وَقَدِّمُوا... </w:t>
-      </w:r>
-      <w:r>
-        <w:rPr>
-          <w:rtl/>
-        </w:rPr>
-        <w:t>وَفِي الْمَوَدَّةِ الأَخَوِيَّةِ مَحَبَّةً.</w:t>
-      </w:r>
-      <w:r>
-        <w:rPr>
-          <w:rtl/>
-        </w:rPr>
-        <w:t xml:space="preserve"> </w:t>
-      </w:r>
-      <w:r>
-        <w:rPr>
-          <w:rtl/>
-        </w:rPr>
-        <w:t>». فإذا كنت أحبهم كأولاد لله، فإن ذلك يتم لأني أحب الله الذي ولدهم؛ فالجميع محتوَون ومشمولون، بل إن الله نفسه مشمول أيضاً، ولذلك تصبح المسألة مسألة طاعة. «فَإِنَّ هَذِهِ هِيَ مَحَبَّةُ اللهِ: أَنْ نَحْفَظَ وَصَايَاهُ. وَوَصَايَاهُ لَيْسَتْ ثَقِيلَةً» (العدد 3).</w:t>
-      </w:r>
-    </w:p>
-    <w:p>
-      <w:pPr>
-        <w:rPr>
-          <w:rFonts w:hint="cs"/>
-          <w:rtl/>
-        </w:rPr>
-      </w:pPr>
-      <w:r>
-        <w:rPr>
-          <w:rtl/>
-        </w:rPr>
-        <w:t>وإن أعظم صعوبة تواجهنا في هذا الصدد هي العالم: «</w:t>
-      </w:r>
-      <w:r>
-        <w:rPr>
-          <w:rtl/>
-        </w:rPr>
-        <w:t xml:space="preserve"> </w:t>
-      </w:r>
-      <w:r>
-        <w:rPr>
-          <w:rtl/>
-        </w:rPr>
-        <w:t>لأَنَّ كُلَّ مَنْ وُلِدَ مِنَ اللهِ يَغْلِبُ الْعَالَمَ. وَهذِهِ هِيَ الْغَلَبَةُ الَّتِي تَغْلِبُ الْعَالَمَ: إِيمَانُنَا</w:t>
-      </w:r>
-      <w:r>
-        <w:rPr>
-          <w:rtl/>
-        </w:rPr>
-        <w:t xml:space="preserve">» (العدد 4). لقد نلنا طبيعة تنتمي إلى نظام ليس من العالم على الإطلاق: «لَيْسُوا مِنَ الْعَالَمِ كَمَا أَنِّي أَنَا لَسْتُ مِنَ الْعَالَمِ» (يوحنا 17: 16)، «أَنْتُمْ مِنْ أَسْفَلُ، أَمَّا أَنَا فَمِنْ فَوْقُ» (يوحنا 8: 23). إن هذا العالم بنظامه المادي والروحي صادر من إبليس لا من الله؛ ولا نجد في العالم إلا «شَهْوَةَ الْجَسَدِ، وَشَهْوَةَ الْعُيُونِ، وَتَعَظُّمَ الْمَعِيشَةِ»، وهذه «لَيْسَتْ مِنَ الآبِ بَلْ مِنَ الْعَالَمِ» (1 يوحنا 2: 16). فالآب هو الرأس والمصدر والسعادة لنظام عظيم يقف العالم أمامه في مضادة كاملة. ومن ثم رفض العالم الابنَ عندما جاء إلى العالم؛ وهذا ما يضع العالم—باعتباره عالماً مُمتحَناً ومكشوفاً—في تعارض ومناقضة تامة للآب. ونحن نجد دائماً أن الجسد يقاوم الروح، والعالم يقاوم الآب، وإبليس يقاوم الابن. «كُلُّ مَنْ وُلِدَ مِنَ اللهِ يَغْلِبُ الْعَالَمَ»؛ </w:t>
-      </w:r>
-      <w:r>
-        <w:rPr>
-          <w:rFonts w:hint="cs"/>
-          <w:rtl/>
-        </w:rPr>
-        <w:t>فالحق هو الذي يقدس</w:t>
-      </w:r>
-      <w:r>
-        <w:rPr>
-          <w:rtl/>
-        </w:rPr>
-        <w:t xml:space="preserve">، أما العائق فهو العالم. ونحن ننظر بأسلوب سطحي وبسهولة إلى الأمور المنظورة لا إلى غير المنظورة؛ ولهذا السبب نكون ضعفاء. أما النصرة التي تغلب العالم فهي </w:t>
-      </w:r>
-      <w:hyperlink r:id="rId13" w:anchor=":~:text=Es%20geht%20nicht%20nur%20um%20die%20Natur%2C" w:history="1">
-        <w:r>
-          <w:rPr>
-            <w:rStyle w:val="Hyperlink"/>
-            <w:rtl/>
-          </w:rPr>
-          <w:t>إيماننا</w:t>
+          <w:t>الأموات</w:t>
         </w:r>
       </w:hyperlink>
       <w:r>
